--- a/Weekly Logs/Matt/Matt Baker - Week 4 Individual Logbook.docx
+++ b/Weekly Logs/Matt/Matt Baker - Week 4 Individual Logbook.docx
@@ -2395,6 +2395,21 @@
       </w:r>
       <w:bookmarkEnd w:id="2"/>
     </w:p>
+    <w:p>
+      <w:r>
+        <w:t>Friday, August 7</w:t>
+      </w:r>
+    </w:p>
+    <w:p>
+      <w:r>
+        <w:t>10:15 – 12:45 (2hrs 30 mins)</w:t>
+      </w:r>
+    </w:p>
+    <w:p>
+      <w:r>
+        <w:t>Working through the proposal with the team, generally restructuring, reformatting, and editing out/modifying irrelevant parts, ensuring everything required is in the document</w:t>
+      </w:r>
+    </w:p>
     <w:p/>
     <w:p>
       <w:pPr>
@@ -2545,6 +2560,7 @@
         <w:ind w:left="0" w:firstLine="0"/>
       </w:pPr>
       <w:r>
+        <w:lastRenderedPageBreak/>
         <w:t>Wednesday August 5</w:t>
       </w:r>
     </w:p>
@@ -2590,7 +2606,6 @@
         <w:ind w:left="0" w:firstLine="0"/>
       </w:pPr>
       <w:r>
-        <w:lastRenderedPageBreak/>
         <w:t>3:30-4PM (30 mins)</w:t>
       </w:r>
     </w:p>
@@ -2634,7 +2649,21 @@
         <w:t xml:space="preserve"> repo.</w:t>
       </w:r>
     </w:p>
-    <w:p/>
+    <w:p>
+      <w:r>
+        <w:t>Friday August 7</w:t>
+      </w:r>
+    </w:p>
+    <w:p>
+      <w:r>
+        <w:t>9:00 – 10:15 (1 hr 15)</w:t>
+      </w:r>
+    </w:p>
+    <w:p>
+      <w:r>
+        <w:t>Consolidating the work on our proposal so far, merging the tasks Sam and Olivia had worked on, formatting the document, and adding references</w:t>
+      </w:r>
+    </w:p>
     <w:sectPr>
       <w:headerReference w:type="default" r:id="rId9"/>
       <w:footerReference w:type="even" r:id="rId10"/>

--- a/Weekly Logs/Matt/Matt Baker - Week 4 Individual Logbook.docx
+++ b/Weekly Logs/Matt/Matt Baker - Week 4 Individual Logbook.docx
@@ -913,7 +913,7 @@
           <w:r>
             <w:fldChar w:fldCharType="separate"/>
           </w:r>
-          <w:hyperlink w:anchor="_Toc236493191" w:history="1">
+          <w:hyperlink w:anchor="_Toc237202964" w:history="1">
             <w:r>
               <w:rPr>
                 <w:rStyle w:val="Hyperlink"/>
@@ -940,7 +940,7 @@
                 <w:noProof/>
                 <w:webHidden/>
               </w:rPr>
-              <w:instrText xml:space="preserve"> PAGEREF _Toc236493191 \h </w:instrText>
+              <w:instrText xml:space="preserve"> PAGEREF _Toc237202964 \h </w:instrText>
             </w:r>
             <w:r>
               <w:rPr>
@@ -984,7 +984,7 @@
               <w:sz w:val="24"/>
             </w:rPr>
           </w:pPr>
-          <w:hyperlink w:anchor="_Toc236493192" w:history="1">
+          <w:hyperlink w:anchor="_Toc237202965" w:history="1">
             <w:r>
               <w:rPr>
                 <w:rStyle w:val="Hyperlink"/>
@@ -1011,7 +1011,7 @@
                 <w:noProof/>
                 <w:webHidden/>
               </w:rPr>
-              <w:instrText xml:space="preserve"> PAGEREF _Toc236493192 \h </w:instrText>
+              <w:instrText xml:space="preserve"> PAGEREF _Toc237202965 \h </w:instrText>
             </w:r>
             <w:r>
               <w:rPr>
@@ -1055,7 +1055,7 @@
               <w:sz w:val="24"/>
             </w:rPr>
           </w:pPr>
-          <w:hyperlink w:anchor="_Toc236493193" w:history="1">
+          <w:hyperlink w:anchor="_Toc237202966" w:history="1">
             <w:r>
               <w:rPr>
                 <w:rStyle w:val="Hyperlink"/>
@@ -1082,7 +1082,7 @@
                 <w:noProof/>
                 <w:webHidden/>
               </w:rPr>
-              <w:instrText xml:space="preserve"> PAGEREF _Toc236493193 \h </w:instrText>
+              <w:instrText xml:space="preserve"> PAGEREF _Toc237202966 \h </w:instrText>
             </w:r>
             <w:r>
               <w:rPr>
@@ -1126,7 +1126,7 @@
               <w:sz w:val="24"/>
             </w:rPr>
           </w:pPr>
-          <w:hyperlink w:anchor="_Toc236493194" w:history="1">
+          <w:hyperlink w:anchor="_Toc237202967" w:history="1">
             <w:r>
               <w:rPr>
                 <w:rStyle w:val="Hyperlink"/>
@@ -1153,7 +1153,7 @@
                 <w:noProof/>
                 <w:webHidden/>
               </w:rPr>
-              <w:instrText xml:space="preserve"> PAGEREF _Toc236493194 \h </w:instrText>
+              <w:instrText xml:space="preserve"> PAGEREF _Toc237202967 \h </w:instrText>
             </w:r>
             <w:r>
               <w:rPr>
@@ -1197,7 +1197,7 @@
               <w:sz w:val="24"/>
             </w:rPr>
           </w:pPr>
-          <w:hyperlink w:anchor="_Toc236493195" w:history="1">
+          <w:hyperlink w:anchor="_Toc237202968" w:history="1">
             <w:r>
               <w:rPr>
                 <w:rStyle w:val="Hyperlink"/>
@@ -1224,7 +1224,7 @@
                 <w:noProof/>
                 <w:webHidden/>
               </w:rPr>
-              <w:instrText xml:space="preserve"> PAGEREF _Toc236493195 \h </w:instrText>
+              <w:instrText xml:space="preserve"> PAGEREF _Toc237202968 \h </w:instrText>
             </w:r>
             <w:r>
               <w:rPr>
@@ -1268,12 +1268,83 @@
               <w:sz w:val="24"/>
             </w:rPr>
           </w:pPr>
-          <w:hyperlink w:anchor="_Toc236493196" w:history="1">
+          <w:hyperlink w:anchor="_Toc237202969" w:history="1">
             <w:r>
               <w:rPr>
                 <w:rStyle w:val="Hyperlink"/>
                 <w:noProof/>
               </w:rPr>
+              <w:t>Research</w:t>
+            </w:r>
+            <w:r>
+              <w:rPr>
+                <w:noProof/>
+                <w:webHidden/>
+              </w:rPr>
+              <w:tab/>
+            </w:r>
+            <w:r>
+              <w:rPr>
+                <w:noProof/>
+                <w:webHidden/>
+              </w:rPr>
+              <w:fldChar w:fldCharType="begin"/>
+            </w:r>
+            <w:r>
+              <w:rPr>
+                <w:noProof/>
+                <w:webHidden/>
+              </w:rPr>
+              <w:instrText xml:space="preserve"> PAGEREF _Toc237202969 \h </w:instrText>
+            </w:r>
+            <w:r>
+              <w:rPr>
+                <w:noProof/>
+                <w:webHidden/>
+              </w:rPr>
+            </w:r>
+            <w:r>
+              <w:rPr>
+                <w:noProof/>
+                <w:webHidden/>
+              </w:rPr>
+              <w:fldChar w:fldCharType="separate"/>
+            </w:r>
+            <w:r>
+              <w:rPr>
+                <w:noProof/>
+                <w:webHidden/>
+              </w:rPr>
+              <w:t>3</w:t>
+            </w:r>
+            <w:r>
+              <w:rPr>
+                <w:noProof/>
+                <w:webHidden/>
+              </w:rPr>
+              <w:fldChar w:fldCharType="end"/>
+            </w:r>
+          </w:hyperlink>
+        </w:p>
+        <w:p>
+          <w:pPr>
+            <w:pStyle w:val="TOC2"/>
+            <w:tabs>
+              <w:tab w:val="right" w:leader="dot" w:pos="9013"/>
+            </w:tabs>
+            <w:rPr>
+              <w:rFonts w:asciiTheme="minorHAnsi" w:eastAsiaTheme="minorEastAsia" w:hAnsiTheme="minorHAnsi" w:cstheme="minorBidi"/>
+              <w:noProof/>
+              <w:color w:val="auto"/>
+              <w:sz w:val="24"/>
+            </w:rPr>
+          </w:pPr>
+          <w:hyperlink w:anchor="_Toc237202970" w:history="1">
+            <w:r>
+              <w:rPr>
+                <w:rStyle w:val="Hyperlink"/>
+                <w:noProof/>
+              </w:rPr>
               <w:t>Development</w:t>
             </w:r>
             <w:r>
@@ -1295,7 +1366,7 @@
                 <w:noProof/>
                 <w:webHidden/>
               </w:rPr>
-              <w:instrText xml:space="preserve"> PAGEREF _Toc236493196 \h </w:instrText>
+              <w:instrText xml:space="preserve"> PAGEREF _Toc237202970 \h </w:instrText>
             </w:r>
             <w:r>
               <w:rPr>
@@ -1541,7 +1612,7 @@
         <w:pStyle w:val="Heading1"/>
         <w:ind w:left="-5"/>
       </w:pPr>
-      <w:bookmarkStart w:id="0" w:name="_Toc236493191"/>
+      <w:bookmarkStart w:id="0" w:name="_Toc237202964"/>
       <w:r>
         <w:lastRenderedPageBreak/>
         <w:t>Hours Breakdown</w:t>
@@ -1667,7 +1738,7 @@
               <w:rPr>
                 <w:sz w:val="24"/>
               </w:rPr>
-              <w:t>0</w:t>
+              <w:t>2hrs 30 mins</w:t>
             </w:r>
           </w:p>
         </w:tc>
@@ -1777,6 +1848,12 @@
               </w:rPr>
               <w:t xml:space="preserve">  </w:t>
             </w:r>
+            <w:r>
+              <w:rPr>
+                <w:sz w:val="24"/>
+              </w:rPr>
+              <w:t>1</w:t>
+            </w:r>
           </w:p>
         </w:tc>
       </w:tr>
@@ -1828,6 +1905,12 @@
               </w:rPr>
               <w:t xml:space="preserve">   </w:t>
             </w:r>
+            <w:r>
+              <w:rPr>
+                <w:sz w:val="24"/>
+              </w:rPr>
+              <w:t>2hrs 30 mins</w:t>
+            </w:r>
           </w:p>
         </w:tc>
       </w:tr>
@@ -1883,13 +1966,7 @@
               <w:rPr>
                 <w:sz w:val="24"/>
               </w:rPr>
-              <w:t>4hrs</w:t>
-            </w:r>
-            <w:r>
-              <w:rPr>
-                <w:sz w:val="24"/>
-              </w:rPr>
-              <w:t xml:space="preserve"> 30 mins</w:t>
+              <w:t>8</w:t>
             </w:r>
           </w:p>
         </w:tc>
@@ -2210,6 +2287,12 @@
               </w:rPr>
               <w:t xml:space="preserve">   </w:t>
             </w:r>
+            <w:r>
+              <w:rPr>
+                <w:sz w:val="24"/>
+              </w:rPr>
+              <w:t>15hrs 30min</w:t>
+            </w:r>
           </w:p>
         </w:tc>
       </w:tr>
@@ -2291,13 +2374,7 @@
               <w:rPr>
                 <w:sz w:val="24"/>
               </w:rPr>
-              <w:t>29</w:t>
-            </w:r>
-            <w:r>
-              <w:rPr>
-                <w:sz w:val="24"/>
-              </w:rPr>
-              <w:t>hr 30min</w:t>
+              <w:t>45hrs</w:t>
             </w:r>
             <w:r>
               <w:rPr>
@@ -2374,7 +2451,7 @@
         <w:pStyle w:val="Heading1"/>
         <w:ind w:left="-5"/>
       </w:pPr>
-      <w:bookmarkStart w:id="1" w:name="_Toc236493192"/>
+      <w:bookmarkStart w:id="1" w:name="_Toc237202965"/>
       <w:r>
         <w:lastRenderedPageBreak/>
         <w:t>Completed Content/Documentation</w:t>
@@ -2386,7 +2463,7 @@
       <w:pPr>
         <w:pStyle w:val="Heading2"/>
       </w:pPr>
-      <w:bookmarkStart w:id="2" w:name="_Toc236493193"/>
+      <w:bookmarkStart w:id="2" w:name="_Toc237202966"/>
       <w:r>
         <w:t>Team Meeting</w:t>
       </w:r>
@@ -2415,7 +2492,7 @@
       <w:pPr>
         <w:pStyle w:val="Heading2"/>
       </w:pPr>
-      <w:bookmarkStart w:id="3" w:name="_Toc236493194"/>
+      <w:bookmarkStart w:id="3" w:name="_Toc237202967"/>
       <w:r>
         <w:t>Advisor Meetings</w:t>
       </w:r>
@@ -2443,7 +2520,7 @@
       <w:pPr>
         <w:pStyle w:val="Heading2"/>
       </w:pPr>
-      <w:bookmarkStart w:id="4" w:name="_Toc236493195"/>
+      <w:bookmarkStart w:id="4" w:name="_Toc237202968"/>
       <w:r>
         <w:t>Client Meetings</w:t>
       </w:r>
@@ -2468,19 +2545,21 @@
       <w:pPr>
         <w:pStyle w:val="Heading2"/>
       </w:pPr>
+      <w:bookmarkStart w:id="5" w:name="_Toc237202969"/>
       <w:r>
         <w:t>Research</w:t>
       </w:r>
+      <w:bookmarkEnd w:id="5"/>
     </w:p>
     <w:p>
       <w:pPr>
         <w:pStyle w:val="Heading2"/>
       </w:pPr>
-      <w:bookmarkStart w:id="5" w:name="_Toc236493196"/>
+      <w:bookmarkStart w:id="6" w:name="_Toc237202970"/>
       <w:r>
         <w:t>Development</w:t>
       </w:r>
-      <w:bookmarkEnd w:id="5"/>
+      <w:bookmarkEnd w:id="6"/>
     </w:p>
     <w:p>
       <w:r>
@@ -2638,15 +2717,7 @@
         <w:t xml:space="preserve">Created a template for meeting minutes and meeting agendas for </w:t>
       </w:r>
       <w:r>
-        <w:t xml:space="preserve">advisor meetings specifically, digitized our meeting with clement, updated our week 3 minutes, and created a hierarchy for them in the </w:t>
-      </w:r>
-      <w:proofErr w:type="spellStart"/>
-      <w:r>
-        <w:t>git</w:t>
-      </w:r>
-      <w:proofErr w:type="spellEnd"/>
-      <w:r>
-        <w:t xml:space="preserve"> repo.</w:t>
+        <w:t>advisor meetings specifically, digitized our meeting with clement, updated our week 3 minutes, and created a hierarchy for them in the git repo.</w:t>
       </w:r>
     </w:p>
     <w:p>

--- a/Weekly Logs/Matt/Matt Baker - Week 4 Individual Logbook.docx
+++ b/Weekly Logs/Matt/Matt Baker - Week 4 Individual Logbook.docx
@@ -1809,7 +1809,13 @@
               <w:rPr>
                 <w:sz w:val="24"/>
               </w:rPr>
-              <w:t>2hrs 30 mins</w:t>
+              <w:t>3</w:t>
+            </w:r>
+            <w:r>
+              <w:rPr>
+                <w:sz w:val="24"/>
+              </w:rPr>
+              <w:t>hrs 30 mins</w:t>
             </w:r>
           </w:p>
         </w:tc>
@@ -1866,12 +1872,6 @@
               <w:rPr>
                 <w:sz w:val="24"/>
               </w:rPr>
-              <w:t xml:space="preserve">1hr </w:t>
-            </w:r>
-            <w:r>
-              <w:rPr>
-                <w:sz w:val="24"/>
-              </w:rPr>
               <w:t>45</w:t>
             </w:r>
             <w:r>
@@ -2605,6 +2605,16 @@
     </w:p>
     <w:p>
       <w:r>
+        <w:t>Tuesday 10am-11:30am (1hr)</w:t>
+      </w:r>
+    </w:p>
+    <w:p>
+      <w:r>
+        <w:t>Attempted a meeting with Geoff, we discussed the work breakdown for the proposal instead</w:t>
+      </w:r>
+    </w:p>
+    <w:p>
+      <w:r>
         <w:t>Friday, August 7</w:t>
       </w:r>
     </w:p>
@@ -2655,19 +2665,6 @@
         <w:t>Client Meetings</w:t>
       </w:r>
       <w:bookmarkEnd w:id="4"/>
-    </w:p>
-    <w:p>
-      <w:r>
-        <w:t>Tuesday 10am-11:30am</w:t>
-      </w:r>
-      <w:r>
-        <w:t xml:space="preserve"> (1hr)</w:t>
-      </w:r>
-    </w:p>
-    <w:p>
-      <w:r>
-        <w:t>Attempted a meeting with Geoff, we discussed the work breakdown for the proposal instead</w:t>
-      </w:r>
     </w:p>
     <w:p>
       <w:r>
